--- a/Modelisation/Modélisations.docx
+++ b/Modelisation/Modélisations.docx
@@ -45,9 +45,9 @@
           <w:noProof/>
         </w:rPr>
         <w:drawing>
-          <wp:inline distT="0" distB="0" distL="0" distR="0" wp14:anchorId="76DD156B" wp14:editId="56E17BED">
-            <wp:extent cx="5760720" cy="3689350"/>
-            <wp:effectExtent l="0" t="0" r="0" b="6350"/>
+          <wp:inline distT="0" distB="0" distL="0" distR="0" wp14:anchorId="76DD156B" wp14:editId="62F42992">
+            <wp:extent cx="5301187" cy="3395050"/>
+            <wp:effectExtent l="0" t="0" r="0" b="0"/>
             <wp:docPr id="1" name="Image 1"/>
             <wp:cNvGraphicFramePr>
               <a:graphicFrameLocks xmlns:a="http://schemas.openxmlformats.org/drawingml/2006/main" noChangeAspect="1"/>
@@ -68,7 +68,7 @@
                   <pic:spPr>
                     <a:xfrm>
                       <a:off x="0" y="0"/>
-                      <a:ext cx="5760720" cy="3689350"/>
+                      <a:ext cx="5301718" cy="3395390"/>
                     </a:xfrm>
                     <a:prstGeom prst="rect">
                       <a:avLst/>
@@ -102,11 +102,10 @@
         <w:rPr>
           <w:noProof/>
         </w:rPr>
-        <w:lastRenderedPageBreak/>
         <w:drawing>
-          <wp:inline distT="0" distB="0" distL="0" distR="0" wp14:anchorId="7132D680" wp14:editId="37A518D7">
-            <wp:extent cx="5760720" cy="4808220"/>
-            <wp:effectExtent l="0" t="0" r="0" b="0"/>
+          <wp:inline distT="0" distB="0" distL="0" distR="0" wp14:anchorId="7132D680" wp14:editId="2C8BE879">
+            <wp:extent cx="4777067" cy="3987209"/>
+            <wp:effectExtent l="0" t="0" r="5080" b="0"/>
             <wp:docPr id="2" name="Image 2"/>
             <wp:cNvGraphicFramePr>
               <a:graphicFrameLocks xmlns:a="http://schemas.openxmlformats.org/drawingml/2006/main" noChangeAspect="1"/>
@@ -127,7 +126,7 @@
                   <pic:spPr>
                     <a:xfrm>
                       <a:off x="0" y="0"/>
-                      <a:ext cx="5760720" cy="4808220"/>
+                      <a:ext cx="4801895" cy="4007932"/>
                     </a:xfrm>
                     <a:prstGeom prst="rect">
                       <a:avLst/>
@@ -149,6 +148,7 @@
         </w:numPr>
       </w:pPr>
       <w:r>
+        <w:lastRenderedPageBreak/>
         <w:t>Gestionnaire</w:t>
       </w:r>
     </w:p>
@@ -161,11 +161,10 @@
         <w:rPr>
           <w:noProof/>
         </w:rPr>
-        <w:lastRenderedPageBreak/>
         <w:drawing>
-          <wp:inline distT="0" distB="0" distL="0" distR="0" wp14:anchorId="646E9A91" wp14:editId="23B9897C">
-            <wp:extent cx="5760720" cy="4978400"/>
-            <wp:effectExtent l="0" t="0" r="0" b="0"/>
+          <wp:inline distT="0" distB="0" distL="0" distR="0" wp14:anchorId="646E9A91" wp14:editId="0C5E1FD4">
+            <wp:extent cx="5376581" cy="4646428"/>
+            <wp:effectExtent l="0" t="0" r="0" b="1905"/>
             <wp:docPr id="3" name="Image 3"/>
             <wp:cNvGraphicFramePr>
               <a:graphicFrameLocks xmlns:a="http://schemas.openxmlformats.org/drawingml/2006/main" noChangeAspect="1"/>
@@ -186,7 +185,7 @@
                   <pic:spPr>
                     <a:xfrm>
                       <a:off x="0" y="0"/>
-                      <a:ext cx="5760720" cy="4978400"/>
+                      <a:ext cx="5379232" cy="4648719"/>
                     </a:xfrm>
                     <a:prstGeom prst="rect">
                       <a:avLst/>
@@ -215,6 +214,116 @@
       <w:pPr>
         <w:pStyle w:val="Paragraphedeliste"/>
         <w:numPr>
+          <w:ilvl w:val="1"/>
+          <w:numId w:val="1"/>
+        </w:numPr>
+      </w:pPr>
+      <w:r>
+        <w:t>Couche</w:t>
+      </w:r>
+    </w:p>
+    <w:p>
+      <w:pPr>
+        <w:pStyle w:val="Paragraphedeliste"/>
+        <w:ind w:left="1440"/>
+      </w:pPr>
+      <w:r>
+        <w:drawing>
+          <wp:inline distT="0" distB="0" distL="0" distR="0" wp14:anchorId="5EE4612A" wp14:editId="0D9B30B9">
+            <wp:extent cx="5274713" cy="3593805"/>
+            <wp:effectExtent l="0" t="0" r="2540" b="6985"/>
+            <wp:docPr id="4" name="Image 4"/>
+            <wp:cNvGraphicFramePr>
+              <a:graphicFrameLocks xmlns:a="http://schemas.openxmlformats.org/drawingml/2006/main" noChangeAspect="1"/>
+            </wp:cNvGraphicFramePr>
+            <a:graphic xmlns:a="http://schemas.openxmlformats.org/drawingml/2006/main">
+              <a:graphicData uri="http://schemas.openxmlformats.org/drawingml/2006/picture">
+                <pic:pic xmlns:pic="http://schemas.openxmlformats.org/drawingml/2006/picture">
+                  <pic:nvPicPr>
+                    <pic:cNvPr id="1" name=""/>
+                    <pic:cNvPicPr/>
+                  </pic:nvPicPr>
+                  <pic:blipFill>
+                    <a:blip r:embed="rId8"/>
+                    <a:stretch>
+                      <a:fillRect/>
+                    </a:stretch>
+                  </pic:blipFill>
+                  <pic:spPr>
+                    <a:xfrm>
+                      <a:off x="0" y="0"/>
+                      <a:ext cx="5274713" cy="3593805"/>
+                    </a:xfrm>
+                    <a:prstGeom prst="rect">
+                      <a:avLst/>
+                    </a:prstGeom>
+                  </pic:spPr>
+                </pic:pic>
+              </a:graphicData>
+            </a:graphic>
+          </wp:inline>
+        </w:drawing>
+      </w:r>
+    </w:p>
+    <w:p>
+      <w:pPr>
+        <w:pStyle w:val="Paragraphedeliste"/>
+        <w:numPr>
+          <w:ilvl w:val="1"/>
+          <w:numId w:val="1"/>
+        </w:numPr>
+      </w:pPr>
+      <w:r>
+        <w:lastRenderedPageBreak/>
+        <w:t>MVC</w:t>
+      </w:r>
+    </w:p>
+    <w:p>
+      <w:pPr>
+        <w:ind w:left="1080"/>
+      </w:pPr>
+      <w:r>
+        <w:drawing>
+          <wp:inline distT="0" distB="0" distL="0" distR="0" wp14:anchorId="56B5426C" wp14:editId="64BCA91C">
+            <wp:extent cx="5760720" cy="4380230"/>
+            <wp:effectExtent l="0" t="0" r="0" b="1270"/>
+            <wp:docPr id="5" name="Image 5"/>
+            <wp:cNvGraphicFramePr>
+              <a:graphicFrameLocks xmlns:a="http://schemas.openxmlformats.org/drawingml/2006/main" noChangeAspect="1"/>
+            </wp:cNvGraphicFramePr>
+            <a:graphic xmlns:a="http://schemas.openxmlformats.org/drawingml/2006/main">
+              <a:graphicData uri="http://schemas.openxmlformats.org/drawingml/2006/picture">
+                <pic:pic xmlns:pic="http://schemas.openxmlformats.org/drawingml/2006/picture">
+                  <pic:nvPicPr>
+                    <pic:cNvPr id="1" name=""/>
+                    <pic:cNvPicPr/>
+                  </pic:nvPicPr>
+                  <pic:blipFill>
+                    <a:blip r:embed="rId9"/>
+                    <a:stretch>
+                      <a:fillRect/>
+                    </a:stretch>
+                  </pic:blipFill>
+                  <pic:spPr>
+                    <a:xfrm>
+                      <a:off x="0" y="0"/>
+                      <a:ext cx="5760720" cy="4380230"/>
+                    </a:xfrm>
+                    <a:prstGeom prst="rect">
+                      <a:avLst/>
+                    </a:prstGeom>
+                  </pic:spPr>
+                </pic:pic>
+              </a:graphicData>
+            </a:graphic>
+          </wp:inline>
+        </w:drawing>
+      </w:r>
+    </w:p>
+    <w:p>
+      <w:pPr>
+        <w:pStyle w:val="Paragraphedeliste"/>
+        <w:numPr>
           <w:ilvl w:val="0"/>
           <w:numId w:val="1"/>
         </w:numPr>
@@ -232,13 +341,8 @@
         </w:numPr>
       </w:pPr>
       <w:r>
-        <w:t xml:space="preserve">Faire les Maquettes de l’application sur </w:t>
+        <w:t>Faire les Maquettes de l’application sur Figma</w:t>
       </w:r>
-      <w:proofErr w:type="spellStart"/>
-      <w:r>
-        <w:t>Figma</w:t>
-      </w:r>
-      <w:proofErr w:type="spellEnd"/>
     </w:p>
     <w:p>
       <w:pPr>
@@ -261,23 +365,7 @@
         </w:numPr>
       </w:pPr>
       <w:r>
-        <w:t xml:space="preserve">Créer la Base de </w:t>
-      </w:r>
-      <w:proofErr w:type="gramStart"/>
-      <w:r>
-        <w:t>donnée</w:t>
-      </w:r>
-      <w:proofErr w:type="gramEnd"/>
-      <w:r>
-        <w:t xml:space="preserve"> (script </w:t>
-      </w:r>
-      <w:proofErr w:type="spellStart"/>
-      <w:r>
-        <w:t>sql</w:t>
-      </w:r>
-      <w:proofErr w:type="spellEnd"/>
-      <w:r>
-        <w:t xml:space="preserve"> de la BD)</w:t>
+        <w:t>Créer la Base de donnée (script sql de la BD)</w:t>
       </w:r>
     </w:p>
     <w:sectPr>

--- a/Modelisation/Modélisations.docx
+++ b/Modelisation/Modélisations.docx
@@ -335,14 +335,484 @@
     <w:p>
       <w:pPr>
         <w:pStyle w:val="Paragraphedeliste"/>
-        <w:numPr>
-          <w:ilvl w:val="0"/>
-          <w:numId w:val="1"/>
-        </w:numPr>
-      </w:pPr>
-      <w:r>
-        <w:t>Faire les Maquettes de l’application sur Figma</w:t>
-      </w:r>
+      </w:pPr>
+      <w:r>
+        <w:drawing>
+          <wp:inline distT="0" distB="0" distL="0" distR="0" wp14:anchorId="337FE4F0" wp14:editId="2728A632">
+            <wp:extent cx="5760720" cy="3576320"/>
+            <wp:effectExtent l="0" t="0" r="0" b="5080"/>
+            <wp:docPr id="6" name="Image 6"/>
+            <wp:cNvGraphicFramePr>
+              <a:graphicFrameLocks xmlns:a="http://schemas.openxmlformats.org/drawingml/2006/main" noChangeAspect="1"/>
+            </wp:cNvGraphicFramePr>
+            <a:graphic xmlns:a="http://schemas.openxmlformats.org/drawingml/2006/main">
+              <a:graphicData uri="http://schemas.openxmlformats.org/drawingml/2006/picture">
+                <pic:pic xmlns:pic="http://schemas.openxmlformats.org/drawingml/2006/picture">
+                  <pic:nvPicPr>
+                    <pic:cNvPr id="1" name=""/>
+                    <pic:cNvPicPr/>
+                  </pic:nvPicPr>
+                  <pic:blipFill>
+                    <a:blip r:embed="rId10"/>
+                    <a:stretch>
+                      <a:fillRect/>
+                    </a:stretch>
+                  </pic:blipFill>
+                  <pic:spPr>
+                    <a:xfrm>
+                      <a:off x="0" y="0"/>
+                      <a:ext cx="5760720" cy="3576320"/>
+                    </a:xfrm>
+                    <a:prstGeom prst="rect">
+                      <a:avLst/>
+                    </a:prstGeom>
+                  </pic:spPr>
+                </pic:pic>
+              </a:graphicData>
+            </a:graphic>
+          </wp:inline>
+        </w:drawing>
+      </w:r>
+    </w:p>
+    <w:p>
+      <w:pPr>
+        <w:pStyle w:val="Paragraphedeliste"/>
+      </w:pPr>
+    </w:p>
+    <w:p>
+      <w:pPr>
+        <w:pStyle w:val="Paragraphedeliste"/>
+      </w:pPr>
+      <w:r>
+        <w:lastRenderedPageBreak/>
+        <w:drawing>
+          <wp:inline distT="0" distB="0" distL="0" distR="0" wp14:anchorId="240BB4DC" wp14:editId="766F12E1">
+            <wp:extent cx="5760720" cy="3778250"/>
+            <wp:effectExtent l="0" t="0" r="0" b="0"/>
+            <wp:docPr id="7" name="Image 7"/>
+            <wp:cNvGraphicFramePr>
+              <a:graphicFrameLocks xmlns:a="http://schemas.openxmlformats.org/drawingml/2006/main" noChangeAspect="1"/>
+            </wp:cNvGraphicFramePr>
+            <a:graphic xmlns:a="http://schemas.openxmlformats.org/drawingml/2006/main">
+              <a:graphicData uri="http://schemas.openxmlformats.org/drawingml/2006/picture">
+                <pic:pic xmlns:pic="http://schemas.openxmlformats.org/drawingml/2006/picture">
+                  <pic:nvPicPr>
+                    <pic:cNvPr id="1" name=""/>
+                    <pic:cNvPicPr/>
+                  </pic:nvPicPr>
+                  <pic:blipFill>
+                    <a:blip r:embed="rId11"/>
+                    <a:stretch>
+                      <a:fillRect/>
+                    </a:stretch>
+                  </pic:blipFill>
+                  <pic:spPr>
+                    <a:xfrm>
+                      <a:off x="0" y="0"/>
+                      <a:ext cx="5760720" cy="3778250"/>
+                    </a:xfrm>
+                    <a:prstGeom prst="rect">
+                      <a:avLst/>
+                    </a:prstGeom>
+                  </pic:spPr>
+                </pic:pic>
+              </a:graphicData>
+            </a:graphic>
+          </wp:inline>
+        </w:drawing>
+      </w:r>
+    </w:p>
+    <w:p>
+      <w:pPr>
+        <w:pStyle w:val="Paragraphedeliste"/>
+      </w:pPr>
+    </w:p>
+    <w:p>
+      <w:pPr>
+        <w:pStyle w:val="Paragraphedeliste"/>
+      </w:pPr>
+      <w:r>
+        <w:drawing>
+          <wp:inline distT="0" distB="0" distL="0" distR="0" wp14:anchorId="3A594722" wp14:editId="5F103737">
+            <wp:extent cx="5760720" cy="4009390"/>
+            <wp:effectExtent l="0" t="0" r="0" b="0"/>
+            <wp:docPr id="8" name="Image 8"/>
+            <wp:cNvGraphicFramePr>
+              <a:graphicFrameLocks xmlns:a="http://schemas.openxmlformats.org/drawingml/2006/main" noChangeAspect="1"/>
+            </wp:cNvGraphicFramePr>
+            <a:graphic xmlns:a="http://schemas.openxmlformats.org/drawingml/2006/main">
+              <a:graphicData uri="http://schemas.openxmlformats.org/drawingml/2006/picture">
+                <pic:pic xmlns:pic="http://schemas.openxmlformats.org/drawingml/2006/picture">
+                  <pic:nvPicPr>
+                    <pic:cNvPr id="1" name=""/>
+                    <pic:cNvPicPr/>
+                  </pic:nvPicPr>
+                  <pic:blipFill>
+                    <a:blip r:embed="rId12"/>
+                    <a:stretch>
+                      <a:fillRect/>
+                    </a:stretch>
+                  </pic:blipFill>
+                  <pic:spPr>
+                    <a:xfrm>
+                      <a:off x="0" y="0"/>
+                      <a:ext cx="5760720" cy="4009390"/>
+                    </a:xfrm>
+                    <a:prstGeom prst="rect">
+                      <a:avLst/>
+                    </a:prstGeom>
+                  </pic:spPr>
+                </pic:pic>
+              </a:graphicData>
+            </a:graphic>
+          </wp:inline>
+        </w:drawing>
+      </w:r>
+    </w:p>
+    <w:p>
+      <w:pPr>
+        <w:pStyle w:val="Paragraphedeliste"/>
+      </w:pPr>
+    </w:p>
+    <w:p>
+      <w:pPr>
+        <w:pStyle w:val="Paragraphedeliste"/>
+      </w:pPr>
+      <w:r>
+        <w:lastRenderedPageBreak/>
+        <w:drawing>
+          <wp:inline distT="0" distB="0" distL="0" distR="0" wp14:anchorId="237DD71E" wp14:editId="0EDB9135">
+            <wp:extent cx="5760720" cy="4877435"/>
+            <wp:effectExtent l="0" t="0" r="0" b="0"/>
+            <wp:docPr id="9" name="Image 9"/>
+            <wp:cNvGraphicFramePr>
+              <a:graphicFrameLocks xmlns:a="http://schemas.openxmlformats.org/drawingml/2006/main" noChangeAspect="1"/>
+            </wp:cNvGraphicFramePr>
+            <a:graphic xmlns:a="http://schemas.openxmlformats.org/drawingml/2006/main">
+              <a:graphicData uri="http://schemas.openxmlformats.org/drawingml/2006/picture">
+                <pic:pic xmlns:pic="http://schemas.openxmlformats.org/drawingml/2006/picture">
+                  <pic:nvPicPr>
+                    <pic:cNvPr id="1" name=""/>
+                    <pic:cNvPicPr/>
+                  </pic:nvPicPr>
+                  <pic:blipFill>
+                    <a:blip r:embed="rId13"/>
+                    <a:stretch>
+                      <a:fillRect/>
+                    </a:stretch>
+                  </pic:blipFill>
+                  <pic:spPr>
+                    <a:xfrm>
+                      <a:off x="0" y="0"/>
+                      <a:ext cx="5760720" cy="4877435"/>
+                    </a:xfrm>
+                    <a:prstGeom prst="rect">
+                      <a:avLst/>
+                    </a:prstGeom>
+                  </pic:spPr>
+                </pic:pic>
+              </a:graphicData>
+            </a:graphic>
+          </wp:inline>
+        </w:drawing>
+      </w:r>
+    </w:p>
+    <w:p>
+      <w:pPr>
+        <w:pStyle w:val="Paragraphedeliste"/>
+      </w:pPr>
+    </w:p>
+    <w:p>
+      <w:pPr>
+        <w:pStyle w:val="Paragraphedeliste"/>
+      </w:pPr>
+      <w:r>
+        <w:lastRenderedPageBreak/>
+        <w:drawing>
+          <wp:inline distT="0" distB="0" distL="0" distR="0" wp14:anchorId="719BAD23" wp14:editId="286126EA">
+            <wp:extent cx="5760720" cy="4982210"/>
+            <wp:effectExtent l="0" t="0" r="0" b="8890"/>
+            <wp:docPr id="10" name="Image 10"/>
+            <wp:cNvGraphicFramePr>
+              <a:graphicFrameLocks xmlns:a="http://schemas.openxmlformats.org/drawingml/2006/main" noChangeAspect="1"/>
+            </wp:cNvGraphicFramePr>
+            <a:graphic xmlns:a="http://schemas.openxmlformats.org/drawingml/2006/main">
+              <a:graphicData uri="http://schemas.openxmlformats.org/drawingml/2006/picture">
+                <pic:pic xmlns:pic="http://schemas.openxmlformats.org/drawingml/2006/picture">
+                  <pic:nvPicPr>
+                    <pic:cNvPr id="1" name=""/>
+                    <pic:cNvPicPr/>
+                  </pic:nvPicPr>
+                  <pic:blipFill>
+                    <a:blip r:embed="rId14"/>
+                    <a:stretch>
+                      <a:fillRect/>
+                    </a:stretch>
+                  </pic:blipFill>
+                  <pic:spPr>
+                    <a:xfrm>
+                      <a:off x="0" y="0"/>
+                      <a:ext cx="5760720" cy="4982210"/>
+                    </a:xfrm>
+                    <a:prstGeom prst="rect">
+                      <a:avLst/>
+                    </a:prstGeom>
+                  </pic:spPr>
+                </pic:pic>
+              </a:graphicData>
+            </a:graphic>
+          </wp:inline>
+        </w:drawing>
+      </w:r>
+    </w:p>
+    <w:p>
+      <w:pPr>
+        <w:pStyle w:val="Paragraphedeliste"/>
+      </w:pPr>
+    </w:p>
+    <w:p>
+      <w:pPr>
+        <w:pStyle w:val="Paragraphedeliste"/>
+      </w:pPr>
+      <w:r>
+        <w:lastRenderedPageBreak/>
+        <w:drawing>
+          <wp:inline distT="0" distB="0" distL="0" distR="0" wp14:anchorId="14B78F60" wp14:editId="76B14508">
+            <wp:extent cx="5760720" cy="4243705"/>
+            <wp:effectExtent l="0" t="0" r="0" b="4445"/>
+            <wp:docPr id="16" name="Image 16"/>
+            <wp:cNvGraphicFramePr>
+              <a:graphicFrameLocks xmlns:a="http://schemas.openxmlformats.org/drawingml/2006/main" noChangeAspect="1"/>
+            </wp:cNvGraphicFramePr>
+            <a:graphic xmlns:a="http://schemas.openxmlformats.org/drawingml/2006/main">
+              <a:graphicData uri="http://schemas.openxmlformats.org/drawingml/2006/picture">
+                <pic:pic xmlns:pic="http://schemas.openxmlformats.org/drawingml/2006/picture">
+                  <pic:nvPicPr>
+                    <pic:cNvPr id="1" name=""/>
+                    <pic:cNvPicPr/>
+                  </pic:nvPicPr>
+                  <pic:blipFill>
+                    <a:blip r:embed="rId15"/>
+                    <a:stretch>
+                      <a:fillRect/>
+                    </a:stretch>
+                  </pic:blipFill>
+                  <pic:spPr>
+                    <a:xfrm>
+                      <a:off x="0" y="0"/>
+                      <a:ext cx="5760720" cy="4243705"/>
+                    </a:xfrm>
+                    <a:prstGeom prst="rect">
+                      <a:avLst/>
+                    </a:prstGeom>
+                  </pic:spPr>
+                </pic:pic>
+              </a:graphicData>
+            </a:graphic>
+          </wp:inline>
+        </w:drawing>
+      </w:r>
+    </w:p>
+    <w:p>
+      <w:pPr>
+        <w:pStyle w:val="Paragraphedeliste"/>
+      </w:pPr>
+    </w:p>
+    <w:p>
+      <w:pPr>
+        <w:pStyle w:val="Paragraphedeliste"/>
+      </w:pPr>
+      <w:r>
+        <w:drawing>
+          <wp:inline distT="0" distB="0" distL="0" distR="0" wp14:anchorId="44B7A993" wp14:editId="10C0D6FB">
+            <wp:extent cx="5760720" cy="3278505"/>
+            <wp:effectExtent l="0" t="0" r="0" b="0"/>
+            <wp:docPr id="12" name="Image 12"/>
+            <wp:cNvGraphicFramePr>
+              <a:graphicFrameLocks xmlns:a="http://schemas.openxmlformats.org/drawingml/2006/main" noChangeAspect="1"/>
+            </wp:cNvGraphicFramePr>
+            <a:graphic xmlns:a="http://schemas.openxmlformats.org/drawingml/2006/main">
+              <a:graphicData uri="http://schemas.openxmlformats.org/drawingml/2006/picture">
+                <pic:pic xmlns:pic="http://schemas.openxmlformats.org/drawingml/2006/picture">
+                  <pic:nvPicPr>
+                    <pic:cNvPr id="1" name=""/>
+                    <pic:cNvPicPr/>
+                  </pic:nvPicPr>
+                  <pic:blipFill>
+                    <a:blip r:embed="rId16"/>
+                    <a:stretch>
+                      <a:fillRect/>
+                    </a:stretch>
+                  </pic:blipFill>
+                  <pic:spPr>
+                    <a:xfrm>
+                      <a:off x="0" y="0"/>
+                      <a:ext cx="5760720" cy="3278505"/>
+                    </a:xfrm>
+                    <a:prstGeom prst="rect">
+                      <a:avLst/>
+                    </a:prstGeom>
+                  </pic:spPr>
+                </pic:pic>
+              </a:graphicData>
+            </a:graphic>
+          </wp:inline>
+        </w:drawing>
+      </w:r>
+    </w:p>
+    <w:p>
+      <w:pPr>
+        <w:pStyle w:val="Paragraphedeliste"/>
+      </w:pPr>
+    </w:p>
+    <w:p>
+      <w:pPr>
+        <w:pStyle w:val="Paragraphedeliste"/>
+      </w:pPr>
+      <w:r>
+        <w:lastRenderedPageBreak/>
+        <w:drawing>
+          <wp:inline distT="0" distB="0" distL="0" distR="0" wp14:anchorId="6467AADC" wp14:editId="51A6E883">
+            <wp:extent cx="5760720" cy="5161915"/>
+            <wp:effectExtent l="0" t="0" r="0" b="635"/>
+            <wp:docPr id="13" name="Image 13"/>
+            <wp:cNvGraphicFramePr>
+              <a:graphicFrameLocks xmlns:a="http://schemas.openxmlformats.org/drawingml/2006/main" noChangeAspect="1"/>
+            </wp:cNvGraphicFramePr>
+            <a:graphic xmlns:a="http://schemas.openxmlformats.org/drawingml/2006/main">
+              <a:graphicData uri="http://schemas.openxmlformats.org/drawingml/2006/picture">
+                <pic:pic xmlns:pic="http://schemas.openxmlformats.org/drawingml/2006/picture">
+                  <pic:nvPicPr>
+                    <pic:cNvPr id="1" name=""/>
+                    <pic:cNvPicPr/>
+                  </pic:nvPicPr>
+                  <pic:blipFill>
+                    <a:blip r:embed="rId17"/>
+                    <a:stretch>
+                      <a:fillRect/>
+                    </a:stretch>
+                  </pic:blipFill>
+                  <pic:spPr>
+                    <a:xfrm>
+                      <a:off x="0" y="0"/>
+                      <a:ext cx="5760720" cy="5161915"/>
+                    </a:xfrm>
+                    <a:prstGeom prst="rect">
+                      <a:avLst/>
+                    </a:prstGeom>
+                  </pic:spPr>
+                </pic:pic>
+              </a:graphicData>
+            </a:graphic>
+          </wp:inline>
+        </w:drawing>
+      </w:r>
+    </w:p>
+    <w:p>
+      <w:pPr>
+        <w:pStyle w:val="Paragraphedeliste"/>
+      </w:pPr>
+    </w:p>
+    <w:p>
+      <w:pPr>
+        <w:pStyle w:val="Paragraphedeliste"/>
+      </w:pPr>
+      <w:r>
+        <w:lastRenderedPageBreak/>
+        <w:drawing>
+          <wp:inline distT="0" distB="0" distL="0" distR="0" wp14:anchorId="60252907" wp14:editId="39EEBADB">
+            <wp:extent cx="5760720" cy="5687060"/>
+            <wp:effectExtent l="0" t="0" r="0" b="8890"/>
+            <wp:docPr id="14" name="Image 14"/>
+            <wp:cNvGraphicFramePr>
+              <a:graphicFrameLocks xmlns:a="http://schemas.openxmlformats.org/drawingml/2006/main" noChangeAspect="1"/>
+            </wp:cNvGraphicFramePr>
+            <a:graphic xmlns:a="http://schemas.openxmlformats.org/drawingml/2006/main">
+              <a:graphicData uri="http://schemas.openxmlformats.org/drawingml/2006/picture">
+                <pic:pic xmlns:pic="http://schemas.openxmlformats.org/drawingml/2006/picture">
+                  <pic:nvPicPr>
+                    <pic:cNvPr id="1" name=""/>
+                    <pic:cNvPicPr/>
+                  </pic:nvPicPr>
+                  <pic:blipFill>
+                    <a:blip r:embed="rId18"/>
+                    <a:stretch>
+                      <a:fillRect/>
+                    </a:stretch>
+                  </pic:blipFill>
+                  <pic:spPr>
+                    <a:xfrm>
+                      <a:off x="0" y="0"/>
+                      <a:ext cx="5760720" cy="5687060"/>
+                    </a:xfrm>
+                    <a:prstGeom prst="rect">
+                      <a:avLst/>
+                    </a:prstGeom>
+                  </pic:spPr>
+                </pic:pic>
+              </a:graphicData>
+            </a:graphic>
+          </wp:inline>
+        </w:drawing>
+      </w:r>
+    </w:p>
+    <w:p>
+      <w:pPr>
+        <w:pStyle w:val="Paragraphedeliste"/>
+      </w:pPr>
+    </w:p>
+    <w:p>
+      <w:pPr>
+        <w:pStyle w:val="Paragraphedeliste"/>
+      </w:pPr>
+      <w:r>
+        <w:lastRenderedPageBreak/>
+        <w:drawing>
+          <wp:inline distT="0" distB="0" distL="0" distR="0" wp14:anchorId="6926EEE4" wp14:editId="3F7B6805">
+            <wp:extent cx="5760720" cy="4088130"/>
+            <wp:effectExtent l="0" t="0" r="0" b="7620"/>
+            <wp:docPr id="15" name="Image 15"/>
+            <wp:cNvGraphicFramePr>
+              <a:graphicFrameLocks xmlns:a="http://schemas.openxmlformats.org/drawingml/2006/main" noChangeAspect="1"/>
+            </wp:cNvGraphicFramePr>
+            <a:graphic xmlns:a="http://schemas.openxmlformats.org/drawingml/2006/main">
+              <a:graphicData uri="http://schemas.openxmlformats.org/drawingml/2006/picture">
+                <pic:pic xmlns:pic="http://schemas.openxmlformats.org/drawingml/2006/picture">
+                  <pic:nvPicPr>
+                    <pic:cNvPr id="1" name=""/>
+                    <pic:cNvPicPr/>
+                  </pic:nvPicPr>
+                  <pic:blipFill>
+                    <a:blip r:embed="rId19"/>
+                    <a:stretch>
+                      <a:fillRect/>
+                    </a:stretch>
+                  </pic:blipFill>
+                  <pic:spPr>
+                    <a:xfrm>
+                      <a:off x="0" y="0"/>
+                      <a:ext cx="5760720" cy="4088130"/>
+                    </a:xfrm>
+                    <a:prstGeom prst="rect">
+                      <a:avLst/>
+                    </a:prstGeom>
+                  </pic:spPr>
+                </pic:pic>
+              </a:graphicData>
+            </a:graphic>
+          </wp:inline>
+        </w:drawing>
+      </w:r>
+    </w:p>
+    <w:p>
+      <w:pPr>
+        <w:pStyle w:val="Paragraphedeliste"/>
+      </w:pPr>
+    </w:p>
+    <w:p>
+      <w:pPr>
+        <w:pStyle w:val="Paragraphedeliste"/>
+      </w:pPr>
     </w:p>
     <w:p>
       <w:pPr>

--- a/Modelisation/Modélisations.docx
+++ b/Modelisation/Modélisations.docx
@@ -228,6 +228,9 @@
         <w:ind w:left="1440"/>
       </w:pPr>
       <w:r>
+        <w:rPr>
+          <w:noProof/>
+        </w:rPr>
         <w:drawing>
           <wp:inline distT="0" distB="0" distL="0" distR="0" wp14:anchorId="5EE4612A" wp14:editId="0D9B30B9">
             <wp:extent cx="5274713" cy="3593805"/>
@@ -283,6 +286,9 @@
         <w:ind w:left="1080"/>
       </w:pPr>
       <w:r>
+        <w:rPr>
+          <w:noProof/>
+        </w:rPr>
         <w:drawing>
           <wp:inline distT="0" distB="0" distL="0" distR="0" wp14:anchorId="56B5426C" wp14:editId="64BCA91C">
             <wp:extent cx="5760720" cy="4380230"/>
@@ -337,6 +343,9 @@
         <w:pStyle w:val="Paragraphedeliste"/>
       </w:pPr>
       <w:r>
+        <w:rPr>
+          <w:noProof/>
+        </w:rPr>
         <w:drawing>
           <wp:inline distT="0" distB="0" distL="0" distR="0" wp14:anchorId="337FE4F0" wp14:editId="2728A632">
             <wp:extent cx="5760720" cy="3576320"/>
@@ -384,6 +393,9 @@
         <w:pStyle w:val="Paragraphedeliste"/>
       </w:pPr>
       <w:r>
+        <w:rPr>
+          <w:noProof/>
+        </w:rPr>
         <w:lastRenderedPageBreak/>
         <w:drawing>
           <wp:inline distT="0" distB="0" distL="0" distR="0" wp14:anchorId="240BB4DC" wp14:editId="766F12E1">
@@ -432,6 +444,9 @@
         <w:pStyle w:val="Paragraphedeliste"/>
       </w:pPr>
       <w:r>
+        <w:rPr>
+          <w:noProof/>
+        </w:rPr>
         <w:drawing>
           <wp:inline distT="0" distB="0" distL="0" distR="0" wp14:anchorId="3A594722" wp14:editId="5F103737">
             <wp:extent cx="5760720" cy="4009390"/>
@@ -479,6 +494,9 @@
         <w:pStyle w:val="Paragraphedeliste"/>
       </w:pPr>
       <w:r>
+        <w:rPr>
+          <w:noProof/>
+        </w:rPr>
         <w:lastRenderedPageBreak/>
         <w:drawing>
           <wp:inline distT="0" distB="0" distL="0" distR="0" wp14:anchorId="237DD71E" wp14:editId="0EDB9135">
@@ -527,6 +545,9 @@
         <w:pStyle w:val="Paragraphedeliste"/>
       </w:pPr>
       <w:r>
+        <w:rPr>
+          <w:noProof/>
+        </w:rPr>
         <w:lastRenderedPageBreak/>
         <w:drawing>
           <wp:inline distT="0" distB="0" distL="0" distR="0" wp14:anchorId="719BAD23" wp14:editId="286126EA">
@@ -575,6 +596,9 @@
         <w:pStyle w:val="Paragraphedeliste"/>
       </w:pPr>
       <w:r>
+        <w:rPr>
+          <w:noProof/>
+        </w:rPr>
         <w:lastRenderedPageBreak/>
         <w:drawing>
           <wp:inline distT="0" distB="0" distL="0" distR="0" wp14:anchorId="14B78F60" wp14:editId="76B14508">
@@ -623,6 +647,9 @@
         <w:pStyle w:val="Paragraphedeliste"/>
       </w:pPr>
       <w:r>
+        <w:rPr>
+          <w:noProof/>
+        </w:rPr>
         <w:drawing>
           <wp:inline distT="0" distB="0" distL="0" distR="0" wp14:anchorId="44B7A993" wp14:editId="10C0D6FB">
             <wp:extent cx="5760720" cy="3278505"/>
@@ -670,6 +697,9 @@
         <w:pStyle w:val="Paragraphedeliste"/>
       </w:pPr>
       <w:r>
+        <w:rPr>
+          <w:noProof/>
+        </w:rPr>
         <w:lastRenderedPageBreak/>
         <w:drawing>
           <wp:inline distT="0" distB="0" distL="0" distR="0" wp14:anchorId="6467AADC" wp14:editId="51A6E883">
@@ -718,6 +748,9 @@
         <w:pStyle w:val="Paragraphedeliste"/>
       </w:pPr>
       <w:r>
+        <w:rPr>
+          <w:noProof/>
+        </w:rPr>
         <w:lastRenderedPageBreak/>
         <w:drawing>
           <wp:inline distT="0" distB="0" distL="0" distR="0" wp14:anchorId="60252907" wp14:editId="39EEBADB">
@@ -766,6 +799,9 @@
         <w:pStyle w:val="Paragraphedeliste"/>
       </w:pPr>
       <w:r>
+        <w:rPr>
+          <w:noProof/>
+        </w:rPr>
         <w:lastRenderedPageBreak/>
         <w:drawing>
           <wp:inline distT="0" distB="0" distL="0" distR="0" wp14:anchorId="6926EEE4" wp14:editId="3F7B6805">
@@ -829,14 +865,73 @@
     <w:p>
       <w:pPr>
         <w:pStyle w:val="Paragraphedeliste"/>
+      </w:pPr>
+      <w:r>
+        <w:drawing>
+          <wp:inline distT="0" distB="0" distL="0" distR="0" wp14:anchorId="6DA6D886" wp14:editId="13C7CBED">
+            <wp:extent cx="5760720" cy="2674620"/>
+            <wp:effectExtent l="0" t="0" r="0" b="0"/>
+            <wp:docPr id="11" name="Image 11"/>
+            <wp:cNvGraphicFramePr>
+              <a:graphicFrameLocks xmlns:a="http://schemas.openxmlformats.org/drawingml/2006/main" noChangeAspect="1"/>
+            </wp:cNvGraphicFramePr>
+            <a:graphic xmlns:a="http://schemas.openxmlformats.org/drawingml/2006/main">
+              <a:graphicData uri="http://schemas.openxmlformats.org/drawingml/2006/picture">
+                <pic:pic xmlns:pic="http://schemas.openxmlformats.org/drawingml/2006/picture">
+                  <pic:nvPicPr>
+                    <pic:cNvPr id="1" name=""/>
+                    <pic:cNvPicPr/>
+                  </pic:nvPicPr>
+                  <pic:blipFill>
+                    <a:blip r:embed="rId20"/>
+                    <a:stretch>
+                      <a:fillRect/>
+                    </a:stretch>
+                  </pic:blipFill>
+                  <pic:spPr>
+                    <a:xfrm>
+                      <a:off x="0" y="0"/>
+                      <a:ext cx="5760720" cy="2674620"/>
+                    </a:xfrm>
+                    <a:prstGeom prst="rect">
+                      <a:avLst/>
+                    </a:prstGeom>
+                  </pic:spPr>
+                </pic:pic>
+              </a:graphicData>
+            </a:graphic>
+          </wp:inline>
+        </w:drawing>
+      </w:r>
+    </w:p>
+    <w:p>
+      <w:pPr>
+        <w:pStyle w:val="Paragraphedeliste"/>
         <w:numPr>
           <w:ilvl w:val="0"/>
           <w:numId w:val="1"/>
         </w:numPr>
       </w:pPr>
       <w:r>
-        <w:t>Créer la Base de donnée (script sql de la BD)</w:t>
-      </w:r>
+        <w:t xml:space="preserve">Créer la Base de donnée (script </w:t>
+      </w:r>
+      <w:proofErr w:type="spellStart"/>
+      <w:r>
+        <w:t>sql</w:t>
+      </w:r>
+      <w:proofErr w:type="spellEnd"/>
+      <w:r>
+        <w:t xml:space="preserve"> de la BD)</w:t>
+      </w:r>
+      <w:r>
+        <w:br/>
+        <w:t xml:space="preserve">Dans le </w:t>
+      </w:r>
+      <w:proofErr w:type="spellStart"/>
+      <w:r>
+        <w:t>databse.sql</w:t>
+      </w:r>
+      <w:proofErr w:type="spellEnd"/>
     </w:p>
     <w:sectPr>
       <w:pgSz w:w="11906" w:h="16838"/>
